--- a/backend-exhibits/Google Shared drive to Onedrive standard not included.docx
+++ b/backend-exhibits/Google Shared drive to Onedrive standard not included.docx
@@ -39,14 +39,14 @@
               <w:ind w:left="52"/>
               <w:jc w:val="center"/>
               <w:rPr>
-                <w:rFonts w:ascii="Arial" w:hAnsi="Arial" w:cs="Arial"/>
-                <w:sz w:val="21"/>
-                <w:szCs w:val="21"/>
-              </w:rPr>
-            </w:pPr>
-            <w:r>
-              <w:rPr>
-                <w:rFonts w:ascii="Arial" w:eastAsia="Arial" w:hAnsi="Arial" w:cs="Arial"/>
+                <w:rFonts w:ascii="Arial" w:hAnsi="Arial" w:cs="Arial" w:eastAsia="Arial"/>
+                <w:sz w:val="21"/>
+                <w:szCs w:val="21"/>
+              </w:rPr>
+            </w:pPr>
+            <w:r>
+              <w:rPr>
+                <w:rFonts w:ascii="Arial" w:hAnsi="Arial" w:cs="Arial" w:eastAsia="Arial"/>
                 <w:b/>
                 <w:sz w:val="21"/>
                 <w:szCs w:val="21"/>
@@ -55,7 +55,7 @@
             </w:r>
             <w:r>
               <w:rPr>
-                <w:rFonts w:ascii="Arial" w:eastAsia="Arial" w:hAnsi="Arial" w:cs="Arial"/>
+                <w:rFonts w:ascii="Arial" w:hAnsi="Arial" w:cs="Arial" w:eastAsia="Arial"/>
                 <w:b/>
                 <w:sz w:val="21"/>
                 <w:szCs w:val="21"/>
@@ -64,7 +64,7 @@
             </w:r>
             <w:r>
               <w:rPr>
-                <w:rFonts w:ascii="Arial" w:eastAsia="Arial" w:hAnsi="Arial" w:cs="Arial"/>
+                <w:rFonts w:ascii="Arial" w:hAnsi="Arial" w:cs="Arial" w:eastAsia="Arial"/>
                 <w:b/>
                 <w:sz w:val="21"/>
                 <w:szCs w:val="21"/>
@@ -73,7 +73,7 @@
             </w:r>
             <w:r>
               <w:rPr>
-                <w:rFonts w:ascii="Arial" w:eastAsia="Arial" w:hAnsi="Arial" w:cs="Arial"/>
+                <w:rFonts w:ascii="Arial" w:hAnsi="Arial" w:cs="Arial" w:eastAsia="Arial"/>
                 <w:b/>
                 <w:sz w:val="21"/>
                 <w:szCs w:val="21"/>
@@ -82,7 +82,7 @@
             </w:r>
             <w:r>
               <w:rPr>
-                <w:rFonts w:ascii="Arial" w:eastAsia="Arial" w:hAnsi="Arial" w:cs="Arial"/>
+                <w:rFonts w:ascii="Arial" w:hAnsi="Arial" w:cs="Arial" w:eastAsia="Arial"/>
                 <w:b/>
                 <w:sz w:val="21"/>
                 <w:szCs w:val="21"/>
@@ -91,7 +91,7 @@
             </w:r>
             <w:r>
               <w:rPr>
-                <w:rFonts w:ascii="Arial" w:eastAsia="Arial" w:hAnsi="Arial" w:cs="Arial"/>
+                <w:rFonts w:ascii="Arial" w:hAnsi="Arial" w:cs="Arial" w:eastAsia="Arial"/>
                 <w:b/>
                 <w:sz w:val="21"/>
                 <w:szCs w:val="21"/>
@@ -100,7 +100,7 @@
             </w:r>
             <w:r>
               <w:rPr>
-                <w:rFonts w:ascii="Arial" w:eastAsia="Arial" w:hAnsi="Arial" w:cs="Arial"/>
+                <w:rFonts w:ascii="Arial" w:hAnsi="Arial" w:cs="Arial" w:eastAsia="Arial"/>
                 <w:b/>
                 <w:sz w:val="21"/>
                 <w:szCs w:val="21"/>
@@ -109,7 +109,7 @@
             </w:r>
             <w:r>
               <w:rPr>
-                <w:rFonts w:ascii="Arial" w:eastAsia="Arial" w:hAnsi="Arial" w:cs="Arial"/>
+                <w:rFonts w:ascii="Arial" w:hAnsi="Arial" w:cs="Arial" w:eastAsia="Arial"/>
                 <w:b/>
                 <w:sz w:val="21"/>
                 <w:szCs w:val="21"/>
@@ -118,7 +118,7 @@
             </w:r>
             <w:r>
               <w:rPr>
-                <w:rFonts w:ascii="Arial" w:eastAsia="Arial" w:hAnsi="Arial" w:cs="Arial"/>
+                <w:rFonts w:ascii="Arial" w:hAnsi="Arial" w:cs="Arial" w:eastAsia="Arial"/>
                 <w:b/>
                 <w:sz w:val="21"/>
                 <w:szCs w:val="21"/>
@@ -127,7 +127,7 @@
             </w:r>
             <w:r>
               <w:rPr>
-                <w:rFonts w:ascii="Arial" w:eastAsia="Arial" w:hAnsi="Arial" w:cs="Arial"/>
+                <w:rFonts w:ascii="Arial" w:hAnsi="Arial" w:cs="Arial" w:eastAsia="Arial"/>
                 <w:b/>
                 <w:sz w:val="21"/>
                 <w:szCs w:val="21"/>
@@ -155,16 +155,16 @@
             <w:pPr>
               <w:ind w:left="3"/>
               <w:rPr>
-                <w:rFonts w:ascii="Arial" w:hAnsi="Arial" w:cs="Arial"/>
-                <w:b/>
-                <w:bCs/>
-                <w:sz w:val="21"/>
-                <w:szCs w:val="21"/>
-              </w:rPr>
-            </w:pPr>
-            <w:r>
-              <w:rPr>
-                <w:rFonts w:ascii="Arial" w:hAnsi="Arial" w:cs="Arial"/>
+                <w:rFonts w:ascii="Arial" w:hAnsi="Arial" w:cs="Arial" w:eastAsia="Arial"/>
+                <w:b/>
+                <w:bCs/>
+                <w:sz w:val="21"/>
+                <w:szCs w:val="21"/>
+              </w:rPr>
+            </w:pPr>
+            <w:r>
+              <w:rPr>
+                <w:rFonts w:ascii="Arial" w:hAnsi="Arial" w:cs="Arial" w:eastAsia="Arial"/>
                 <w:b/>
                 <w:bCs/>
                 <w:sz w:val="21"/>
@@ -188,14 +188,14 @@
             <w:pPr>
               <w:spacing w:line="240" w:lineRule="auto"/>
               <w:rPr>
-                <w:rFonts w:ascii="Arial" w:hAnsi="Arial" w:cs="Arial"/>
-                <w:sz w:val="21"/>
-                <w:szCs w:val="21"/>
-              </w:rPr>
-            </w:pPr>
-            <w:r>
-              <w:rPr>
-                <w:rFonts w:ascii="Arial" w:hAnsi="Arial" w:cs="Arial"/>
+                <w:rFonts w:ascii="Arial" w:hAnsi="Arial" w:cs="Arial" w:eastAsia="Arial"/>
+                <w:sz w:val="21"/>
+                <w:szCs w:val="21"/>
+              </w:rPr>
+            </w:pPr>
+            <w:r>
+              <w:rPr>
+                <w:rFonts w:ascii="Arial" w:hAnsi="Arial" w:cs="Arial" w:eastAsia="Arial"/>
                 <w:sz w:val="21"/>
                 <w:szCs w:val="21"/>
               </w:rPr>
@@ -204,7 +204,7 @@
             <w:proofErr w:type="spellStart"/>
             <w:r>
               <w:rPr>
-                <w:rFonts w:ascii="Arial" w:hAnsi="Arial" w:cs="Arial"/>
+                <w:rFonts w:ascii="Arial" w:hAnsi="Arial" w:cs="Arial" w:eastAsia="Arial"/>
                 <w:sz w:val="21"/>
                 <w:szCs w:val="21"/>
               </w:rPr>
@@ -213,7 +213,7 @@
             <w:proofErr w:type="spellEnd"/>
             <w:r>
               <w:rPr>
-                <w:rFonts w:ascii="Arial" w:hAnsi="Arial" w:cs="Arial"/>
+                <w:rFonts w:ascii="Arial" w:hAnsi="Arial" w:cs="Arial" w:eastAsia="Arial"/>
                 <w:sz w:val="21"/>
                 <w:szCs w:val="21"/>
               </w:rPr>
@@ -240,16 +240,16 @@
             <w:pPr>
               <w:ind w:left="3"/>
               <w:rPr>
-                <w:rFonts w:ascii="Arial" w:hAnsi="Arial" w:cs="Arial"/>
-                <w:b/>
-                <w:bCs/>
-                <w:sz w:val="21"/>
-                <w:szCs w:val="21"/>
-              </w:rPr>
-            </w:pPr>
-            <w:r>
-              <w:rPr>
-                <w:rFonts w:ascii="Arial" w:hAnsi="Arial" w:cs="Arial"/>
+                <w:rFonts w:ascii="Arial" w:hAnsi="Arial" w:cs="Arial" w:eastAsia="Arial"/>
+                <w:b/>
+                <w:bCs/>
+                <w:sz w:val="21"/>
+                <w:szCs w:val="21"/>
+              </w:rPr>
+            </w:pPr>
+            <w:r>
+              <w:rPr>
+                <w:rFonts w:ascii="Arial" w:hAnsi="Arial" w:cs="Arial" w:eastAsia="Arial"/>
                 <w:b/>
                 <w:bCs/>
                 <w:sz w:val="21"/>
@@ -272,14 +272,14 @@
           <w:p>
             <w:pPr>
               <w:rPr>
-                <w:rFonts w:ascii="Arial" w:hAnsi="Arial" w:cs="Arial"/>
-                <w:sz w:val="21"/>
-                <w:szCs w:val="21"/>
-              </w:rPr>
-            </w:pPr>
-            <w:r>
-              <w:rPr>
-                <w:rFonts w:ascii="Arial" w:hAnsi="Arial" w:cs="Arial"/>
+                <w:rFonts w:ascii="Arial" w:hAnsi="Arial" w:cs="Arial" w:eastAsia="Arial"/>
+                <w:sz w:val="21"/>
+                <w:szCs w:val="21"/>
+              </w:rPr>
+            </w:pPr>
+            <w:r>
+              <w:rPr>
+                <w:rFonts w:ascii="Arial" w:hAnsi="Arial" w:cs="Arial" w:eastAsia="Arial"/>
                 <w:sz w:val="21"/>
                 <w:szCs w:val="21"/>
               </w:rPr>
@@ -306,16 +306,16 @@
             <w:pPr>
               <w:ind w:left="3"/>
               <w:rPr>
-                <w:rFonts w:ascii="Arial" w:hAnsi="Arial" w:cs="Arial"/>
-                <w:b/>
-                <w:bCs/>
-                <w:sz w:val="21"/>
-                <w:szCs w:val="21"/>
-              </w:rPr>
-            </w:pPr>
-            <w:r>
-              <w:rPr>
-                <w:rFonts w:ascii="Arial" w:hAnsi="Arial" w:cs="Arial"/>
+                <w:rFonts w:ascii="Arial" w:hAnsi="Arial" w:cs="Arial" w:eastAsia="Arial"/>
+                <w:b/>
+                <w:bCs/>
+                <w:sz w:val="21"/>
+                <w:szCs w:val="21"/>
+              </w:rPr>
+            </w:pPr>
+            <w:r>
+              <w:rPr>
+                <w:rFonts w:ascii="Arial" w:hAnsi="Arial" w:cs="Arial" w:eastAsia="Arial"/>
                 <w:b/>
                 <w:bCs/>
                 <w:sz w:val="21"/>
@@ -338,14 +338,14 @@
           <w:p>
             <w:pPr>
               <w:rPr>
-                <w:rFonts w:ascii="Arial" w:hAnsi="Arial" w:cs="Arial"/>
-                <w:sz w:val="21"/>
-                <w:szCs w:val="21"/>
-              </w:rPr>
-            </w:pPr>
-            <w:r>
-              <w:rPr>
-                <w:rFonts w:ascii="Arial" w:hAnsi="Arial" w:cs="Arial"/>
+                <w:rFonts w:ascii="Arial" w:hAnsi="Arial" w:cs="Arial" w:eastAsia="Arial"/>
+                <w:sz w:val="21"/>
+                <w:szCs w:val="21"/>
+              </w:rPr>
+            </w:pPr>
+            <w:r>
+              <w:rPr>
+                <w:rFonts w:ascii="Arial" w:hAnsi="Arial" w:cs="Arial" w:eastAsia="Arial"/>
                 <w:sz w:val="21"/>
                 <w:szCs w:val="21"/>
               </w:rPr>
@@ -372,16 +372,16 @@
             <w:pPr>
               <w:ind w:left="3"/>
               <w:rPr>
-                <w:rFonts w:ascii="Arial" w:hAnsi="Arial" w:cs="Arial"/>
-                <w:b/>
-                <w:bCs/>
-                <w:sz w:val="21"/>
-                <w:szCs w:val="21"/>
-              </w:rPr>
-            </w:pPr>
-            <w:r>
-              <w:rPr>
-                <w:rFonts w:ascii="Arial" w:hAnsi="Arial" w:cs="Arial"/>
+                <w:rFonts w:ascii="Arial" w:hAnsi="Arial" w:cs="Arial" w:eastAsia="Arial"/>
+                <w:b/>
+                <w:bCs/>
+                <w:sz w:val="21"/>
+                <w:szCs w:val="21"/>
+              </w:rPr>
+            </w:pPr>
+            <w:r>
+              <w:rPr>
+                <w:rFonts w:ascii="Arial" w:hAnsi="Arial" w:cs="Arial" w:eastAsia="Arial"/>
                 <w:b/>
                 <w:bCs/>
                 <w:sz w:val="21"/>
@@ -404,7 +404,7 @@
           <w:p>
             <w:pPr>
               <w:rPr>
-                <w:rFonts w:ascii="Arial" w:hAnsi="Arial" w:cs="Arial"/>
+                <w:rFonts w:ascii="Arial" w:hAnsi="Arial" w:cs="Arial" w:eastAsia="Arial"/>
                 <w:sz w:val="21"/>
                 <w:szCs w:val="21"/>
               </w:rPr>
@@ -412,7 +412,7 @@
             <w:proofErr w:type="spellStart"/>
             <w:r>
               <w:rPr>
-                <w:rFonts w:ascii="Arial" w:hAnsi="Arial" w:cs="Arial"/>
+                <w:rFonts w:ascii="Arial" w:hAnsi="Arial" w:cs="Arial" w:eastAsia="Arial"/>
                 <w:sz w:val="21"/>
                 <w:szCs w:val="21"/>
               </w:rPr>
@@ -421,7 +421,7 @@
             <w:proofErr w:type="spellEnd"/>
             <w:r>
               <w:rPr>
-                <w:rFonts w:ascii="Arial" w:hAnsi="Arial" w:cs="Arial"/>
+                <w:rFonts w:ascii="Arial" w:hAnsi="Arial" w:cs="Arial" w:eastAsia="Arial"/>
                 <w:sz w:val="21"/>
                 <w:szCs w:val="21"/>
               </w:rPr>
@@ -448,16 +448,16 @@
             <w:pPr>
               <w:ind w:left="3"/>
               <w:rPr>
-                <w:rFonts w:ascii="Arial" w:hAnsi="Arial" w:cs="Arial"/>
-                <w:b/>
-                <w:bCs/>
-                <w:sz w:val="21"/>
-                <w:szCs w:val="21"/>
-              </w:rPr>
-            </w:pPr>
-            <w:r>
-              <w:rPr>
-                <w:rFonts w:ascii="Arial" w:hAnsi="Arial" w:cs="Arial"/>
+                <w:rFonts w:ascii="Arial" w:hAnsi="Arial" w:cs="Arial" w:eastAsia="Arial"/>
+                <w:b/>
+                <w:bCs/>
+                <w:sz w:val="21"/>
+                <w:szCs w:val="21"/>
+              </w:rPr>
+            </w:pPr>
+            <w:r>
+              <w:rPr>
+                <w:rFonts w:ascii="Arial" w:hAnsi="Arial" w:cs="Arial" w:eastAsia="Arial"/>
                 <w:b/>
                 <w:bCs/>
                 <w:sz w:val="21"/>
@@ -480,7 +480,7 @@
           <w:p>
             <w:pPr>
               <w:rPr>
-                <w:rFonts w:ascii="Arial" w:hAnsi="Arial" w:cs="Arial"/>
+                <w:rFonts w:ascii="Arial" w:hAnsi="Arial" w:cs="Arial" w:eastAsia="Arial"/>
                 <w:sz w:val="21"/>
                 <w:szCs w:val="21"/>
               </w:rPr>
@@ -488,7 +488,7 @@
             <w:proofErr w:type="spellStart"/>
             <w:r>
               <w:rPr>
-                <w:rFonts w:ascii="Arial" w:hAnsi="Arial" w:cs="Arial"/>
+                <w:rFonts w:ascii="Arial" w:hAnsi="Arial" w:cs="Arial" w:eastAsia="Arial"/>
                 <w:sz w:val="21"/>
                 <w:szCs w:val="21"/>
               </w:rPr>
@@ -497,7 +497,7 @@
             <w:proofErr w:type="spellEnd"/>
             <w:r>
               <w:rPr>
-                <w:rFonts w:ascii="Arial" w:hAnsi="Arial" w:cs="Arial"/>
+                <w:rFonts w:ascii="Arial" w:hAnsi="Arial" w:cs="Arial" w:eastAsia="Arial"/>
                 <w:sz w:val="21"/>
                 <w:szCs w:val="21"/>
               </w:rPr>
@@ -524,16 +524,16 @@
             <w:pPr>
               <w:ind w:left="3"/>
               <w:rPr>
-                <w:rFonts w:ascii="Arial" w:hAnsi="Arial" w:cs="Arial"/>
-                <w:b/>
-                <w:bCs/>
-                <w:sz w:val="21"/>
-                <w:szCs w:val="21"/>
-              </w:rPr>
-            </w:pPr>
-            <w:r>
-              <w:rPr>
-                <w:rFonts w:ascii="Arial" w:hAnsi="Arial" w:cs="Arial"/>
+                <w:rFonts w:ascii="Arial" w:hAnsi="Arial" w:cs="Arial" w:eastAsia="Arial"/>
+                <w:b/>
+                <w:bCs/>
+                <w:sz w:val="21"/>
+                <w:szCs w:val="21"/>
+              </w:rPr>
+            </w:pPr>
+            <w:r>
+              <w:rPr>
+                <w:rFonts w:ascii="Arial" w:hAnsi="Arial" w:cs="Arial" w:eastAsia="Arial"/>
                 <w:b/>
                 <w:bCs/>
                 <w:sz w:val="21"/>
@@ -556,7 +556,7 @@
           <w:p>
             <w:pPr>
               <w:rPr>
-                <w:rFonts w:ascii="Arial" w:hAnsi="Arial" w:cs="Arial"/>
+                <w:rFonts w:ascii="Arial" w:hAnsi="Arial" w:cs="Arial" w:eastAsia="Arial"/>
                 <w:sz w:val="21"/>
                 <w:szCs w:val="21"/>
               </w:rPr>
@@ -564,7 +564,7 @@
             <w:proofErr w:type="spellStart"/>
             <w:r>
               <w:rPr>
-                <w:rFonts w:ascii="Arial" w:hAnsi="Arial" w:cs="Arial"/>
+                <w:rFonts w:ascii="Arial" w:hAnsi="Arial" w:cs="Arial" w:eastAsia="Arial"/>
                 <w:sz w:val="21"/>
                 <w:szCs w:val="21"/>
               </w:rPr>
@@ -573,7 +573,7 @@
             <w:proofErr w:type="spellEnd"/>
             <w:r>
               <w:rPr>
-                <w:rFonts w:ascii="Arial" w:hAnsi="Arial" w:cs="Arial"/>
+                <w:rFonts w:ascii="Arial" w:hAnsi="Arial" w:cs="Arial" w:eastAsia="Arial"/>
                 <w:sz w:val="21"/>
                 <w:szCs w:val="21"/>
               </w:rPr>
@@ -600,16 +600,16 @@
             <w:pPr>
               <w:ind w:left="3"/>
               <w:rPr>
-                <w:rFonts w:ascii="Arial" w:hAnsi="Arial" w:cs="Arial"/>
-                <w:b/>
-                <w:bCs/>
-                <w:sz w:val="21"/>
-                <w:szCs w:val="21"/>
-              </w:rPr>
-            </w:pPr>
-            <w:r>
-              <w:rPr>
-                <w:rFonts w:ascii="Arial" w:hAnsi="Arial" w:cs="Arial"/>
+                <w:rFonts w:ascii="Arial" w:hAnsi="Arial" w:cs="Arial" w:eastAsia="Arial"/>
+                <w:b/>
+                <w:bCs/>
+                <w:sz w:val="21"/>
+                <w:szCs w:val="21"/>
+              </w:rPr>
+            </w:pPr>
+            <w:r>
+              <w:rPr>
+                <w:rFonts w:ascii="Arial" w:hAnsi="Arial" w:cs="Arial" w:eastAsia="Arial"/>
                 <w:b/>
                 <w:bCs/>
                 <w:sz w:val="21"/>
@@ -632,7 +632,7 @@
           <w:p>
             <w:pPr>
               <w:rPr>
-                <w:rFonts w:ascii="Arial" w:hAnsi="Arial" w:cs="Arial"/>
+                <w:rFonts w:ascii="Arial" w:hAnsi="Arial" w:cs="Arial" w:eastAsia="Arial"/>
                 <w:sz w:val="21"/>
                 <w:szCs w:val="21"/>
               </w:rPr>
@@ -640,7 +640,7 @@
             <w:proofErr w:type="spellStart"/>
             <w:r>
               <w:rPr>
-                <w:rFonts w:ascii="Arial" w:hAnsi="Arial" w:cs="Arial"/>
+                <w:rFonts w:ascii="Arial" w:hAnsi="Arial" w:cs="Arial" w:eastAsia="Arial"/>
                 <w:sz w:val="21"/>
                 <w:szCs w:val="21"/>
               </w:rPr>
@@ -649,7 +649,7 @@
             <w:proofErr w:type="spellEnd"/>
             <w:r>
               <w:rPr>
-                <w:rFonts w:ascii="Arial" w:hAnsi="Arial" w:cs="Arial"/>
+                <w:rFonts w:ascii="Arial" w:hAnsi="Arial" w:cs="Arial" w:eastAsia="Arial"/>
                 <w:sz w:val="21"/>
                 <w:szCs w:val="21"/>
               </w:rPr>
@@ -676,16 +676,16 @@
             <w:pPr>
               <w:ind w:left="3"/>
               <w:rPr>
-                <w:rFonts w:ascii="Arial" w:hAnsi="Arial" w:cs="Arial"/>
-                <w:b/>
-                <w:bCs/>
-                <w:sz w:val="21"/>
-                <w:szCs w:val="21"/>
-              </w:rPr>
-            </w:pPr>
-            <w:r>
-              <w:rPr>
-                <w:rFonts w:ascii="Arial" w:hAnsi="Arial" w:cs="Arial"/>
+                <w:rFonts w:ascii="Arial" w:hAnsi="Arial" w:cs="Arial" w:eastAsia="Arial"/>
+                <w:b/>
+                <w:bCs/>
+                <w:sz w:val="21"/>
+                <w:szCs w:val="21"/>
+              </w:rPr>
+            </w:pPr>
+            <w:r>
+              <w:rPr>
+                <w:rFonts w:ascii="Arial" w:hAnsi="Arial" w:cs="Arial" w:eastAsia="Arial"/>
                 <w:b/>
                 <w:bCs/>
                 <w:sz w:val="21"/>
@@ -708,7 +708,7 @@
           <w:p>
             <w:pPr>
               <w:rPr>
-                <w:rFonts w:ascii="Arial" w:hAnsi="Arial" w:cs="Arial"/>
+                <w:rFonts w:ascii="Arial" w:hAnsi="Arial" w:cs="Arial" w:eastAsia="Arial"/>
                 <w:sz w:val="21"/>
                 <w:szCs w:val="21"/>
               </w:rPr>
@@ -716,7 +716,7 @@
             <w:proofErr w:type="spellStart"/>
             <w:r>
               <w:rPr>
-                <w:rFonts w:ascii="Arial" w:hAnsi="Arial" w:cs="Arial"/>
+                <w:rFonts w:ascii="Arial" w:hAnsi="Arial" w:cs="Arial" w:eastAsia="Arial"/>
                 <w:sz w:val="21"/>
                 <w:szCs w:val="21"/>
               </w:rPr>
@@ -725,7 +725,7 @@
             <w:proofErr w:type="spellEnd"/>
             <w:r>
               <w:rPr>
-                <w:rFonts w:ascii="Arial" w:hAnsi="Arial" w:cs="Arial"/>
+                <w:rFonts w:ascii="Arial" w:hAnsi="Arial" w:cs="Arial" w:eastAsia="Arial"/>
                 <w:sz w:val="21"/>
                 <w:szCs w:val="21"/>
               </w:rPr>
@@ -734,7 +734,7 @@
             <w:proofErr w:type="gramStart"/>
             <w:r>
               <w:rPr>
-                <w:rFonts w:ascii="Arial" w:hAnsi="Arial" w:cs="Arial"/>
+                <w:rFonts w:ascii="Arial" w:hAnsi="Arial" w:cs="Arial" w:eastAsia="Arial"/>
                 <w:sz w:val="21"/>
                 <w:szCs w:val="21"/>
               </w:rPr>
@@ -743,7 +743,7 @@
             <w:proofErr w:type="gramEnd"/>
             <w:r>
               <w:rPr>
-                <w:rFonts w:ascii="Arial" w:hAnsi="Arial" w:cs="Arial"/>
+                <w:rFonts w:ascii="Arial" w:hAnsi="Arial" w:cs="Arial" w:eastAsia="Arial"/>
                 <w:sz w:val="21"/>
                 <w:szCs w:val="21"/>
               </w:rPr>
@@ -770,16 +770,16 @@
             <w:pPr>
               <w:ind w:left="3"/>
               <w:rPr>
-                <w:rFonts w:ascii="Arial" w:hAnsi="Arial" w:cs="Arial"/>
-                <w:b/>
-                <w:bCs/>
-                <w:sz w:val="21"/>
-                <w:szCs w:val="21"/>
-              </w:rPr>
-            </w:pPr>
-            <w:r>
-              <w:rPr>
-                <w:rFonts w:ascii="Arial" w:hAnsi="Arial" w:cs="Arial"/>
+                <w:rFonts w:ascii="Arial" w:hAnsi="Arial" w:cs="Arial" w:eastAsia="Arial"/>
+                <w:b/>
+                <w:bCs/>
+                <w:sz w:val="21"/>
+                <w:szCs w:val="21"/>
+              </w:rPr>
+            </w:pPr>
+            <w:r>
+              <w:rPr>
+                <w:rFonts w:ascii="Arial" w:hAnsi="Arial" w:cs="Arial" w:eastAsia="Arial"/>
                 <w:b/>
                 <w:bCs/>
                 <w:sz w:val="21"/>
@@ -802,7 +802,7 @@
           <w:p>
             <w:pPr>
               <w:rPr>
-                <w:rFonts w:ascii="Arial" w:hAnsi="Arial" w:cs="Arial"/>
+                <w:rFonts w:ascii="Arial" w:hAnsi="Arial" w:cs="Arial" w:eastAsia="Arial"/>
                 <w:sz w:val="21"/>
                 <w:szCs w:val="21"/>
               </w:rPr>
@@ -810,7 +810,7 @@
             <w:proofErr w:type="spellStart"/>
             <w:r>
               <w:rPr>
-                <w:rFonts w:ascii="Arial" w:hAnsi="Arial" w:cs="Arial"/>
+                <w:rFonts w:ascii="Arial" w:hAnsi="Arial" w:cs="Arial" w:eastAsia="Arial"/>
                 <w:sz w:val="21"/>
                 <w:szCs w:val="21"/>
               </w:rPr>
@@ -819,7 +819,7 @@
             <w:proofErr w:type="spellEnd"/>
             <w:r>
               <w:rPr>
-                <w:rFonts w:ascii="Arial" w:hAnsi="Arial" w:cs="Arial"/>
+                <w:rFonts w:ascii="Arial" w:hAnsi="Arial" w:cs="Arial" w:eastAsia="Arial"/>
                 <w:sz w:val="21"/>
                 <w:szCs w:val="21"/>
               </w:rPr>
@@ -846,16 +846,16 @@
             <w:pPr>
               <w:ind w:left="3"/>
               <w:rPr>
-                <w:rFonts w:ascii="Arial" w:hAnsi="Arial" w:cs="Arial"/>
-                <w:b/>
-                <w:bCs/>
-                <w:sz w:val="21"/>
-                <w:szCs w:val="21"/>
-              </w:rPr>
-            </w:pPr>
-            <w:r>
-              <w:rPr>
-                <w:rFonts w:ascii="Arial" w:hAnsi="Arial" w:cs="Arial"/>
+                <w:rFonts w:ascii="Arial" w:hAnsi="Arial" w:cs="Arial" w:eastAsia="Arial"/>
+                <w:b/>
+                <w:bCs/>
+                <w:sz w:val="21"/>
+                <w:szCs w:val="21"/>
+              </w:rPr>
+            </w:pPr>
+            <w:r>
+              <w:rPr>
+                <w:rFonts w:ascii="Arial" w:hAnsi="Arial" w:cs="Arial" w:eastAsia="Arial"/>
                 <w:b/>
                 <w:bCs/>
                 <w:sz w:val="21"/>
@@ -878,14 +878,14 @@
           <w:p>
             <w:pPr>
               <w:rPr>
-                <w:rFonts w:ascii="Arial" w:hAnsi="Arial" w:cs="Arial"/>
-                <w:sz w:val="21"/>
-                <w:szCs w:val="21"/>
-              </w:rPr>
-            </w:pPr>
-            <w:r>
-              <w:rPr>
-                <w:rFonts w:ascii="Arial" w:hAnsi="Arial" w:cs="Arial"/>
+                <w:rFonts w:ascii="Arial" w:hAnsi="Arial" w:cs="Arial" w:eastAsia="Arial"/>
+                <w:sz w:val="21"/>
+                <w:szCs w:val="21"/>
+              </w:rPr>
+            </w:pPr>
+            <w:r>
+              <w:rPr>
+                <w:rFonts w:ascii="Arial" w:hAnsi="Arial" w:cs="Arial" w:eastAsia="Arial"/>
                 <w:sz w:val="21"/>
                 <w:szCs w:val="21"/>
               </w:rPr>
@@ -912,16 +912,16 @@
             <w:pPr>
               <w:ind w:left="3"/>
               <w:rPr>
-                <w:rFonts w:ascii="Arial" w:hAnsi="Arial" w:cs="Arial"/>
-                <w:b/>
-                <w:bCs/>
-                <w:sz w:val="21"/>
-                <w:szCs w:val="21"/>
-              </w:rPr>
-            </w:pPr>
-            <w:r>
-              <w:rPr>
-                <w:rFonts w:ascii="Arial" w:hAnsi="Arial" w:cs="Arial"/>
+                <w:rFonts w:ascii="Arial" w:hAnsi="Arial" w:cs="Arial" w:eastAsia="Arial"/>
+                <w:b/>
+                <w:bCs/>
+                <w:sz w:val="21"/>
+                <w:szCs w:val="21"/>
+              </w:rPr>
+            </w:pPr>
+            <w:r>
+              <w:rPr>
+                <w:rFonts w:ascii="Arial" w:hAnsi="Arial" w:cs="Arial" w:eastAsia="Arial"/>
                 <w:b/>
                 <w:bCs/>
                 <w:sz w:val="21"/>
@@ -944,14 +944,14 @@
           <w:p>
             <w:pPr>
               <w:rPr>
-                <w:rFonts w:ascii="Arial" w:hAnsi="Arial" w:cs="Arial"/>
-                <w:sz w:val="21"/>
-                <w:szCs w:val="21"/>
-              </w:rPr>
-            </w:pPr>
-            <w:r>
-              <w:rPr>
-                <w:rFonts w:ascii="Arial" w:hAnsi="Arial" w:cs="Arial"/>
+                <w:rFonts w:ascii="Arial" w:hAnsi="Arial" w:cs="Arial" w:eastAsia="Arial"/>
+                <w:sz w:val="21"/>
+                <w:szCs w:val="21"/>
+              </w:rPr>
+            </w:pPr>
+            <w:r>
+              <w:rPr>
+                <w:rFonts w:ascii="Arial" w:hAnsi="Arial" w:cs="Arial" w:eastAsia="Arial"/>
                 <w:sz w:val="21"/>
                 <w:szCs w:val="21"/>
               </w:rPr>
@@ -978,16 +978,16 @@
             <w:pPr>
               <w:ind w:left="3"/>
               <w:rPr>
-                <w:rFonts w:ascii="Arial" w:hAnsi="Arial" w:cs="Arial"/>
-                <w:b/>
-                <w:bCs/>
-                <w:sz w:val="21"/>
-                <w:szCs w:val="21"/>
-              </w:rPr>
-            </w:pPr>
-            <w:r>
-              <w:rPr>
-                <w:rFonts w:ascii="Arial" w:hAnsi="Arial" w:cs="Arial"/>
+                <w:rFonts w:ascii="Arial" w:hAnsi="Arial" w:cs="Arial" w:eastAsia="Arial"/>
+                <w:b/>
+                <w:bCs/>
+                <w:sz w:val="21"/>
+                <w:szCs w:val="21"/>
+              </w:rPr>
+            </w:pPr>
+            <w:r>
+              <w:rPr>
+                <w:rFonts w:ascii="Arial" w:hAnsi="Arial" w:cs="Arial" w:eastAsia="Arial"/>
                 <w:b/>
                 <w:bCs/>
                 <w:sz w:val="21"/>
@@ -1011,14 +1011,14 @@
             <w:pPr>
               <w:spacing w:line="240" w:lineRule="auto"/>
               <w:rPr>
-                <w:rFonts w:ascii="Arial" w:hAnsi="Arial" w:cs="Arial"/>
-                <w:sz w:val="21"/>
-                <w:szCs w:val="21"/>
-              </w:rPr>
-            </w:pPr>
-            <w:r>
-              <w:rPr>
-                <w:rFonts w:ascii="Arial" w:hAnsi="Arial" w:cs="Arial"/>
+                <w:rFonts w:ascii="Arial" w:hAnsi="Arial" w:cs="Arial" w:eastAsia="Arial"/>
+                <w:sz w:val="21"/>
+                <w:szCs w:val="21"/>
+              </w:rPr>
+            </w:pPr>
+            <w:r>
+              <w:rPr>
+                <w:rFonts w:ascii="Arial" w:hAnsi="Arial" w:cs="Arial" w:eastAsia="Arial"/>
                 <w:sz w:val="21"/>
                 <w:szCs w:val="21"/>
               </w:rPr>
@@ -1045,16 +1045,16 @@
             <w:pPr>
               <w:ind w:left="3"/>
               <w:rPr>
-                <w:rFonts w:ascii="Arial" w:hAnsi="Arial" w:cs="Arial"/>
-                <w:b/>
-                <w:bCs/>
-                <w:sz w:val="21"/>
-                <w:szCs w:val="21"/>
-              </w:rPr>
-            </w:pPr>
-            <w:r>
-              <w:rPr>
-                <w:rFonts w:ascii="Arial" w:hAnsi="Arial" w:cs="Arial"/>
+                <w:rFonts w:ascii="Arial" w:hAnsi="Arial" w:cs="Arial" w:eastAsia="Arial"/>
+                <w:b/>
+                <w:bCs/>
+                <w:sz w:val="21"/>
+                <w:szCs w:val="21"/>
+              </w:rPr>
+            </w:pPr>
+            <w:r>
+              <w:rPr>
+                <w:rFonts w:ascii="Arial" w:hAnsi="Arial" w:cs="Arial" w:eastAsia="Arial"/>
                 <w:b/>
                 <w:bCs/>
                 <w:sz w:val="21"/>
@@ -1078,14 +1078,14 @@
             <w:pPr>
               <w:spacing w:line="240" w:lineRule="auto"/>
               <w:rPr>
-                <w:rFonts w:ascii="Arial" w:hAnsi="Arial" w:cs="Arial"/>
-                <w:sz w:val="21"/>
-                <w:szCs w:val="21"/>
-              </w:rPr>
-            </w:pPr>
-            <w:r>
-              <w:rPr>
-                <w:rFonts w:ascii="Arial" w:hAnsi="Arial" w:cs="Arial"/>
+                <w:rFonts w:ascii="Arial" w:hAnsi="Arial" w:cs="Arial" w:eastAsia="Arial"/>
+                <w:sz w:val="21"/>
+                <w:szCs w:val="21"/>
+              </w:rPr>
+            </w:pPr>
+            <w:r>
+              <w:rPr>
+                <w:rFonts w:ascii="Arial" w:hAnsi="Arial" w:cs="Arial" w:eastAsia="Arial"/>
                 <w:sz w:val="21"/>
                 <w:szCs w:val="21"/>
               </w:rPr>
@@ -1111,10 +1111,10 @@
   <w:docDefaults>
     <w:rPrDefault>
       <w:rPr>
-        <w:rFonts w:asciiTheme="minorHAnsi" w:eastAsiaTheme="minorHAnsi" w:hAnsiTheme="minorHAnsi" w:cstheme="minorBidi"/>
+        <w:rFonts w:ascii="Arial" w:hAnsi="Arial" w:cs="Arial" w:eastAsia="Arial"/>
         <w:kern w:val="2"/>
-        <w:sz w:val="24"/>
-        <w:szCs w:val="24"/>
+        <w:sz w:val="21"/>
+        <w:szCs w:val="21"/>
         <w:lang w:val="en-IN" w:eastAsia="en-US" w:bidi="ar-SA"/>
         <w14:ligatures w14:val="standardContextual"/>
       </w:rPr>
@@ -1511,9 +1511,9 @@
       <w:spacing w:line="259" w:lineRule="auto"/>
     </w:pPr>
     <w:rPr>
-      <w:rFonts w:ascii="Calibri" w:eastAsia="Calibri" w:hAnsi="Calibri" w:cs="Calibri"/>
+      <w:rFonts w:ascii="Arial" w:hAnsi="Arial" w:cs="Arial" w:eastAsia="Arial"/>
       <w:color w:val="000000"/>
-      <w:sz w:val="22"/>
+      <w:sz w:val="21"/>
       <w:lang w:eastAsia="en-IN"/>
     </w:rPr>
   </w:style>
@@ -1532,10 +1532,10 @@
       <w:outlineLvl w:val="0"/>
     </w:pPr>
     <w:rPr>
-      <w:rFonts w:asciiTheme="majorHAnsi" w:eastAsiaTheme="majorEastAsia" w:hAnsiTheme="majorHAnsi" w:cstheme="majorBidi"/>
+      <w:rFonts w:ascii="Arial" w:hAnsi="Arial" w:cs="Arial" w:eastAsia="Arial"/>
       <w:color w:val="0F4761" w:themeColor="accent1" w:themeShade="BF"/>
-      <w:sz w:val="40"/>
-      <w:szCs w:val="40"/>
+      <w:sz w:val="21"/>
+      <w:szCs w:val="21"/>
       <w:lang w:eastAsia="en-US"/>
     </w:rPr>
   </w:style>
@@ -1556,10 +1556,10 @@
       <w:outlineLvl w:val="1"/>
     </w:pPr>
     <w:rPr>
-      <w:rFonts w:asciiTheme="majorHAnsi" w:eastAsiaTheme="majorEastAsia" w:hAnsiTheme="majorHAnsi" w:cstheme="majorBidi"/>
+      <w:rFonts w:ascii="Arial" w:hAnsi="Arial" w:cs="Arial" w:eastAsia="Arial"/>
       <w:color w:val="0F4761" w:themeColor="accent1" w:themeShade="BF"/>
-      <w:sz w:val="32"/>
-      <w:szCs w:val="32"/>
+      <w:sz w:val="21"/>
+      <w:szCs w:val="21"/>
       <w:lang w:eastAsia="en-US"/>
     </w:rPr>
   </w:style>
@@ -1580,10 +1580,10 @@
       <w:outlineLvl w:val="2"/>
     </w:pPr>
     <w:rPr>
-      <w:rFonts w:asciiTheme="minorHAnsi" w:eastAsiaTheme="majorEastAsia" w:hAnsiTheme="minorHAnsi" w:cstheme="majorBidi"/>
+      <w:rFonts w:ascii="Arial" w:hAnsi="Arial" w:cs="Arial" w:eastAsia="Arial"/>
       <w:color w:val="0F4761" w:themeColor="accent1" w:themeShade="BF"/>
-      <w:sz w:val="28"/>
-      <w:szCs w:val="28"/>
+      <w:sz w:val="21"/>
+      <w:szCs w:val="21"/>
       <w:lang w:eastAsia="en-US"/>
     </w:rPr>
   </w:style>
@@ -1604,11 +1604,11 @@
       <w:outlineLvl w:val="3"/>
     </w:pPr>
     <w:rPr>
-      <w:rFonts w:asciiTheme="minorHAnsi" w:eastAsiaTheme="majorEastAsia" w:hAnsiTheme="minorHAnsi" w:cstheme="majorBidi"/>
+      <w:rFonts w:ascii="Arial" w:hAnsi="Arial" w:cs="Arial" w:eastAsia="Arial"/>
       <w:i/>
       <w:iCs/>
       <w:color w:val="0F4761" w:themeColor="accent1" w:themeShade="BF"/>
-      <w:sz w:val="24"/>
+      <w:sz w:val="21"/>
       <w:lang w:eastAsia="en-US"/>
     </w:rPr>
   </w:style>
@@ -1629,9 +1629,9 @@
       <w:outlineLvl w:val="4"/>
     </w:pPr>
     <w:rPr>
-      <w:rFonts w:asciiTheme="minorHAnsi" w:eastAsiaTheme="majorEastAsia" w:hAnsiTheme="minorHAnsi" w:cstheme="majorBidi"/>
+      <w:rFonts w:ascii="Arial" w:hAnsi="Arial" w:cs="Arial" w:eastAsia="Arial"/>
       <w:color w:val="0F4761" w:themeColor="accent1" w:themeShade="BF"/>
-      <w:sz w:val="24"/>
+      <w:sz w:val="21"/>
       <w:lang w:eastAsia="en-US"/>
     </w:rPr>
   </w:style>
@@ -1652,11 +1652,11 @@
       <w:outlineLvl w:val="5"/>
     </w:pPr>
     <w:rPr>
-      <w:rFonts w:asciiTheme="minorHAnsi" w:eastAsiaTheme="majorEastAsia" w:hAnsiTheme="minorHAnsi" w:cstheme="majorBidi"/>
+      <w:rFonts w:ascii="Arial" w:hAnsi="Arial" w:cs="Arial" w:eastAsia="Arial"/>
       <w:i/>
       <w:iCs/>
       <w:color w:val="595959" w:themeColor="text1" w:themeTint="A6"/>
-      <w:sz w:val="24"/>
+      <w:sz w:val="21"/>
       <w:lang w:eastAsia="en-US"/>
     </w:rPr>
   </w:style>
@@ -1677,9 +1677,9 @@
       <w:outlineLvl w:val="6"/>
     </w:pPr>
     <w:rPr>
-      <w:rFonts w:asciiTheme="minorHAnsi" w:eastAsiaTheme="majorEastAsia" w:hAnsiTheme="minorHAnsi" w:cstheme="majorBidi"/>
+      <w:rFonts w:ascii="Arial" w:hAnsi="Arial" w:cs="Arial" w:eastAsia="Arial"/>
       <w:color w:val="595959" w:themeColor="text1" w:themeTint="A6"/>
-      <w:sz w:val="24"/>
+      <w:sz w:val="21"/>
       <w:lang w:eastAsia="en-US"/>
     </w:rPr>
   </w:style>
@@ -1700,11 +1700,11 @@
       <w:outlineLvl w:val="7"/>
     </w:pPr>
     <w:rPr>
-      <w:rFonts w:asciiTheme="minorHAnsi" w:eastAsiaTheme="majorEastAsia" w:hAnsiTheme="minorHAnsi" w:cstheme="majorBidi"/>
+      <w:rFonts w:ascii="Arial" w:hAnsi="Arial" w:cs="Arial" w:eastAsia="Arial"/>
       <w:i/>
       <w:iCs/>
       <w:color w:val="272727" w:themeColor="text1" w:themeTint="D8"/>
-      <w:sz w:val="24"/>
+      <w:sz w:val="21"/>
       <w:lang w:eastAsia="en-US"/>
     </w:rPr>
   </w:style>
@@ -1725,9 +1725,9 @@
       <w:outlineLvl w:val="8"/>
     </w:pPr>
     <w:rPr>
-      <w:rFonts w:asciiTheme="minorHAnsi" w:eastAsiaTheme="majorEastAsia" w:hAnsiTheme="minorHAnsi" w:cstheme="majorBidi"/>
+      <w:rFonts w:ascii="Arial" w:hAnsi="Arial" w:cs="Arial" w:eastAsia="Arial"/>
       <w:color w:val="272727" w:themeColor="text1" w:themeTint="D8"/>
-      <w:sz w:val="24"/>
+      <w:sz w:val="21"/>
       <w:lang w:eastAsia="en-US"/>
     </w:rPr>
   </w:style>
@@ -1765,10 +1765,10 @@
     <w:uiPriority w:val="9"/>
     <w:rsid w:val="00C44E90"/>
     <w:rPr>
-      <w:rFonts w:asciiTheme="majorHAnsi" w:eastAsiaTheme="majorEastAsia" w:hAnsiTheme="majorHAnsi" w:cstheme="majorBidi"/>
+      <w:rFonts w:ascii="Arial" w:hAnsi="Arial" w:cs="Arial" w:eastAsia="Arial"/>
       <w:color w:val="0F4761" w:themeColor="accent1" w:themeShade="BF"/>
-      <w:sz w:val="40"/>
-      <w:szCs w:val="40"/>
+      <w:sz w:val="21"/>
+      <w:szCs w:val="21"/>
     </w:rPr>
   </w:style>
   <w:style w:type="character" w:customStyle="1" w:styleId="Heading2Char">
@@ -1779,10 +1779,10 @@
     <w:semiHidden/>
     <w:rsid w:val="00C44E90"/>
     <w:rPr>
-      <w:rFonts w:asciiTheme="majorHAnsi" w:eastAsiaTheme="majorEastAsia" w:hAnsiTheme="majorHAnsi" w:cstheme="majorBidi"/>
+      <w:rFonts w:ascii="Arial" w:hAnsi="Arial" w:cs="Arial" w:eastAsia="Arial"/>
       <w:color w:val="0F4761" w:themeColor="accent1" w:themeShade="BF"/>
-      <w:sz w:val="32"/>
-      <w:szCs w:val="32"/>
+      <w:sz w:val="21"/>
+      <w:szCs w:val="21"/>
     </w:rPr>
   </w:style>
   <w:style w:type="character" w:customStyle="1" w:styleId="Heading3Char">
@@ -1793,10 +1793,10 @@
     <w:semiHidden/>
     <w:rsid w:val="00C44E90"/>
     <w:rPr>
-      <w:rFonts w:eastAsiaTheme="majorEastAsia" w:cstheme="majorBidi"/>
+      <w:rFonts w:ascii="Arial" w:hAnsi="Arial" w:cs="Arial" w:eastAsia="Arial"/>
       <w:color w:val="0F4761" w:themeColor="accent1" w:themeShade="BF"/>
-      <w:sz w:val="28"/>
-      <w:szCs w:val="28"/>
+      <w:sz w:val="21"/>
+      <w:szCs w:val="21"/>
     </w:rPr>
   </w:style>
   <w:style w:type="character" w:customStyle="1" w:styleId="Heading4Char">
@@ -1807,7 +1807,7 @@
     <w:semiHidden/>
     <w:rsid w:val="00C44E90"/>
     <w:rPr>
-      <w:rFonts w:eastAsiaTheme="majorEastAsia" w:cstheme="majorBidi"/>
+      <w:rFonts w:ascii="Arial" w:hAnsi="Arial" w:cs="Arial" w:eastAsia="Arial"/>
       <w:i/>
       <w:iCs/>
       <w:color w:val="0F4761" w:themeColor="accent1" w:themeShade="BF"/>
@@ -1821,7 +1821,7 @@
     <w:semiHidden/>
     <w:rsid w:val="00C44E90"/>
     <w:rPr>
-      <w:rFonts w:eastAsiaTheme="majorEastAsia" w:cstheme="majorBidi"/>
+      <w:rFonts w:ascii="Arial" w:hAnsi="Arial" w:cs="Arial" w:eastAsia="Arial"/>
       <w:color w:val="0F4761" w:themeColor="accent1" w:themeShade="BF"/>
     </w:rPr>
   </w:style>
@@ -1833,7 +1833,7 @@
     <w:semiHidden/>
     <w:rsid w:val="00C44E90"/>
     <w:rPr>
-      <w:rFonts w:eastAsiaTheme="majorEastAsia" w:cstheme="majorBidi"/>
+      <w:rFonts w:ascii="Arial" w:hAnsi="Arial" w:cs="Arial" w:eastAsia="Arial"/>
       <w:i/>
       <w:iCs/>
       <w:color w:val="595959" w:themeColor="text1" w:themeTint="A6"/>
@@ -1847,7 +1847,7 @@
     <w:semiHidden/>
     <w:rsid w:val="00C44E90"/>
     <w:rPr>
-      <w:rFonts w:eastAsiaTheme="majorEastAsia" w:cstheme="majorBidi"/>
+      <w:rFonts w:ascii="Arial" w:hAnsi="Arial" w:cs="Arial" w:eastAsia="Arial"/>
       <w:color w:val="595959" w:themeColor="text1" w:themeTint="A6"/>
     </w:rPr>
   </w:style>
@@ -1859,7 +1859,7 @@
     <w:semiHidden/>
     <w:rsid w:val="00C44E90"/>
     <w:rPr>
-      <w:rFonts w:eastAsiaTheme="majorEastAsia" w:cstheme="majorBidi"/>
+      <w:rFonts w:ascii="Arial" w:hAnsi="Arial" w:cs="Arial" w:eastAsia="Arial"/>
       <w:i/>
       <w:iCs/>
       <w:color w:val="272727" w:themeColor="text1" w:themeTint="D8"/>
@@ -1873,7 +1873,7 @@
     <w:semiHidden/>
     <w:rsid w:val="00C44E90"/>
     <w:rPr>
-      <w:rFonts w:eastAsiaTheme="majorEastAsia" w:cstheme="majorBidi"/>
+      <w:rFonts w:ascii="Arial" w:hAnsi="Arial" w:cs="Arial" w:eastAsia="Arial"/>
       <w:color w:val="272727" w:themeColor="text1" w:themeTint="D8"/>
     </w:rPr>
   </w:style>
@@ -1890,12 +1890,12 @@
       <w:contextualSpacing/>
     </w:pPr>
     <w:rPr>
-      <w:rFonts w:asciiTheme="majorHAnsi" w:eastAsiaTheme="majorEastAsia" w:hAnsiTheme="majorHAnsi" w:cstheme="majorBidi"/>
+      <w:rFonts w:ascii="Arial" w:hAnsi="Arial" w:cs="Arial" w:eastAsia="Arial"/>
       <w:color w:val="auto"/>
       <w:spacing w:val="-10"/>
       <w:kern w:val="28"/>
-      <w:sz w:val="56"/>
-      <w:szCs w:val="56"/>
+      <w:sz w:val="21"/>
+      <w:szCs w:val="21"/>
       <w:lang w:eastAsia="en-US"/>
     </w:rPr>
   </w:style>
@@ -1906,11 +1906,11 @@
     <w:uiPriority w:val="10"/>
     <w:rsid w:val="00C44E90"/>
     <w:rPr>
-      <w:rFonts w:asciiTheme="majorHAnsi" w:eastAsiaTheme="majorEastAsia" w:hAnsiTheme="majorHAnsi" w:cstheme="majorBidi"/>
+      <w:rFonts w:ascii="Arial" w:hAnsi="Arial" w:cs="Arial" w:eastAsia="Arial"/>
       <w:spacing w:val="-10"/>
       <w:kern w:val="28"/>
-      <w:sz w:val="56"/>
-      <w:szCs w:val="56"/>
+      <w:sz w:val="21"/>
+      <w:szCs w:val="21"/>
     </w:rPr>
   </w:style>
   <w:style w:type="paragraph" w:styleId="Subtitle">
@@ -1928,11 +1928,11 @@
       <w:spacing w:line="278" w:lineRule="auto"/>
     </w:pPr>
     <w:rPr>
-      <w:rFonts w:asciiTheme="minorHAnsi" w:eastAsiaTheme="majorEastAsia" w:hAnsiTheme="minorHAnsi" w:cstheme="majorBidi"/>
+      <w:rFonts w:ascii="Arial" w:hAnsi="Arial" w:cs="Arial" w:eastAsia="Arial"/>
       <w:color w:val="595959" w:themeColor="text1" w:themeTint="A6"/>
       <w:spacing w:val="15"/>
-      <w:sz w:val="28"/>
-      <w:szCs w:val="28"/>
+      <w:sz w:val="21"/>
+      <w:szCs w:val="21"/>
       <w:lang w:eastAsia="en-US"/>
     </w:rPr>
   </w:style>
@@ -1943,11 +1943,11 @@
     <w:uiPriority w:val="11"/>
     <w:rsid w:val="00C44E90"/>
     <w:rPr>
-      <w:rFonts w:eastAsiaTheme="majorEastAsia" w:cstheme="majorBidi"/>
+      <w:rFonts w:ascii="Arial" w:hAnsi="Arial" w:cs="Arial" w:eastAsia="Arial"/>
       <w:color w:val="595959" w:themeColor="text1" w:themeTint="A6"/>
       <w:spacing w:val="15"/>
-      <w:sz w:val="28"/>
-      <w:szCs w:val="28"/>
+      <w:sz w:val="21"/>
+      <w:szCs w:val="21"/>
     </w:rPr>
   </w:style>
   <w:style w:type="paragraph" w:styleId="Quote">
@@ -1963,11 +1963,11 @@
       <w:jc w:val="center"/>
     </w:pPr>
     <w:rPr>
-      <w:rFonts w:asciiTheme="minorHAnsi" w:eastAsiaTheme="minorHAnsi" w:hAnsiTheme="minorHAnsi" w:cstheme="minorBidi"/>
+      <w:rFonts w:ascii="Arial" w:hAnsi="Arial" w:cs="Arial" w:eastAsia="Arial"/>
       <w:i/>
       <w:iCs/>
       <w:color w:val="404040" w:themeColor="text1" w:themeTint="BF"/>
-      <w:sz w:val="24"/>
+      <w:sz w:val="21"/>
       <w:lang w:eastAsia="en-US"/>
     </w:rPr>
   </w:style>
@@ -1995,9 +1995,9 @@
       <w:contextualSpacing/>
     </w:pPr>
     <w:rPr>
-      <w:rFonts w:asciiTheme="minorHAnsi" w:eastAsiaTheme="minorHAnsi" w:hAnsiTheme="minorHAnsi" w:cstheme="minorBidi"/>
+      <w:rFonts w:ascii="Arial" w:hAnsi="Arial" w:cs="Arial" w:eastAsia="Arial"/>
       <w:color w:val="auto"/>
-      <w:sz w:val="24"/>
+      <w:sz w:val="21"/>
       <w:lang w:eastAsia="en-US"/>
     </w:rPr>
   </w:style>
@@ -2031,11 +2031,11 @@
       <w:jc w:val="center"/>
     </w:pPr>
     <w:rPr>
-      <w:rFonts w:asciiTheme="minorHAnsi" w:eastAsiaTheme="minorHAnsi" w:hAnsiTheme="minorHAnsi" w:cstheme="minorBidi"/>
+      <w:rFonts w:ascii="Arial" w:hAnsi="Arial" w:cs="Arial" w:eastAsia="Arial"/>
       <w:i/>
       <w:iCs/>
       <w:color w:val="0F4761" w:themeColor="accent1" w:themeShade="BF"/>
-      <w:sz w:val="24"/>
+      <w:sz w:val="21"/>
       <w:lang w:eastAsia="en-US"/>
     </w:rPr>
   </w:style>
@@ -2072,7 +2072,7 @@
       <w:spacing w:after="0" w:line="240" w:lineRule="auto"/>
     </w:pPr>
     <w:rPr>
-      <w:rFonts w:eastAsiaTheme="minorEastAsia"/>
+      <w:rFonts w:ascii="Arial" w:hAnsi="Arial" w:cs="Arial" w:eastAsia="Arial"/>
       <w:lang w:eastAsia="en-IN"/>
     </w:rPr>
     <w:tblPr>
